--- a/CMA_B1_Ch03_AnswerKeys.docx
+++ b/CMA_B1_Ch03_AnswerKeys.docx
@@ -27,7 +27,7 @@
           <w:sz w:val="20"/>
           <w:szCs w:val="20"/>
         </w:rPr>
-        <w:t xml:space="preserve">Section 3.3 · The Income Statement and Comprehensive Income · 25 items · keep this sheet separate from the handout</w:t>
+        <w:t xml:space="preserve">Unusual items and discontinued operations · The Income Statement and Comprehensive Income · 25 items · keep this sheet separate from the handout</w:t>
       </w:r>
     </w:p>
     <w:tbl>
@@ -1625,7 +1625,7 @@
           <w:sz w:val="20"/>
           <w:szCs w:val="20"/>
         </w:rPr>
-        <w:t xml:space="preserve">The tables and figures · The Income Statement and Comprehensive Income · 26 items · keep this sheet separate from the handout</w:t>
+        <w:t xml:space="preserve">Income Statement and Comprehensive Income: the figures and the schedules · The Income Statement and Comprehensive Income · 26 items · keep this sheet separate from the handout</w:t>
       </w:r>
     </w:p>
     <w:tbl>
@@ -3177,7 +3177,7 @@
           <w:sz w:val="20"/>
           <w:szCs w:val="20"/>
         </w:rPr>
-        <w:t xml:space="preserve">The tables and figures · part 3 · The Income Statement and Comprehensive Income · 25 items · keep this sheet separate from the handout</w:t>
+        <w:t xml:space="preserve">Income Statement and Comprehensive Income: the figures and the schedules · part 2 · The Income Statement and Comprehensive Income · 25 items · keep this sheet separate from the handout</w:t>
       </w:r>
     </w:p>
     <w:tbl>
@@ -4752,7 +4752,7 @@
           <w:sz w:val="20"/>
           <w:szCs w:val="20"/>
         </w:rPr>
-        <w:t xml:space="preserve">The practice set · The Income Statement and Comprehensive Income · 32 items · keep this sheet separate from the handout</w:t>
+        <w:t xml:space="preserve">Income Statement and Comprehensive Income: exam practice · The Income Statement and Comprehensive Income · 32 items · keep this sheet separate from the handout</w:t>
       </w:r>
     </w:p>
     <w:tbl>
